--- a/CalendarioAgo26/Ejercicios/E8_VPN/8_Configure_GRE.docx
+++ b/CalendarioAgo26/Ejercicios/E8_VPN/8_Configure_GRE.docx
@@ -273,7 +273,7 @@
     </w:p>
     <w:p>
       <w:pPr>
-        <w:pStyle w:val="ListParagraph"/>
+        <w:pStyle w:val="Prrafodelista"/>
         <w:numPr>
           <w:ilvl w:val="0"/>
           <w:numId w:val="1"/>
@@ -326,7 +326,7 @@
     </w:p>
     <w:p>
       <w:pPr>
-        <w:pStyle w:val="ListParagraph"/>
+        <w:pStyle w:val="Prrafodelista"/>
         <w:numPr>
           <w:ilvl w:val="0"/>
           <w:numId w:val="1"/>
@@ -451,7 +451,7 @@
     </w:p>
     <w:p>
       <w:pPr>
-        <w:pStyle w:val="ListParagraph"/>
+        <w:pStyle w:val="Prrafodelista"/>
         <w:numPr>
           <w:ilvl w:val="0"/>
           <w:numId w:val="1"/>
@@ -557,7 +557,7 @@
     </w:p>
     <w:p>
       <w:pPr>
-        <w:pStyle w:val="ListParagraph"/>
+        <w:pStyle w:val="Prrafodelista"/>
         <w:numPr>
           <w:ilvl w:val="0"/>
           <w:numId w:val="12"/>
@@ -622,7 +622,7 @@
     </w:p>
     <w:p>
       <w:pPr>
-        <w:pStyle w:val="ListParagraph"/>
+        <w:pStyle w:val="Prrafodelista"/>
         <w:numPr>
           <w:ilvl w:val="0"/>
           <w:numId w:val="3"/>
@@ -698,7 +698,7 @@
     </w:p>
     <w:p>
       <w:pPr>
-        <w:pStyle w:val="ListParagraph"/>
+        <w:pStyle w:val="Prrafodelista"/>
         <w:numPr>
           <w:ilvl w:val="0"/>
           <w:numId w:val="3"/>
@@ -827,7 +827,7 @@
     </w:p>
     <w:p>
       <w:pPr>
-        <w:pStyle w:val="ListParagraph"/>
+        <w:pStyle w:val="Prrafodelista"/>
         <w:numPr>
           <w:ilvl w:val="0"/>
           <w:numId w:val="3"/>
@@ -963,7 +963,7 @@
     </w:p>
     <w:p>
       <w:pPr>
-        <w:pStyle w:val="ListParagraph"/>
+        <w:pStyle w:val="Prrafodelista"/>
         <w:numPr>
           <w:ilvl w:val="0"/>
           <w:numId w:val="3"/>
@@ -1039,7 +1039,7 @@
     </w:p>
     <w:p>
       <w:pPr>
-        <w:pStyle w:val="ListParagraph"/>
+        <w:pStyle w:val="Prrafodelista"/>
         <w:numPr>
           <w:ilvl w:val="0"/>
           <w:numId w:val="13"/>
@@ -1099,27 +1099,7 @@
           <w:bCs/>
           <w:lang w:val="es-ES"/>
         </w:rPr>
-        <w:t xml:space="preserve"> </w:t>
-      </w:r>
-      <w:proofErr w:type="spellStart"/>
-      <w:r>
-        <w:rPr>
-          <w:rFonts w:ascii="Arial" w:hAnsi="Arial" w:cs="Arial"/>
-          <w:b/>
-          <w:bCs/>
-          <w:lang w:val="es-ES"/>
-        </w:rPr>
-        <w:t>ip</w:t>
-      </w:r>
-      <w:proofErr w:type="spellEnd"/>
-      <w:r>
-        <w:rPr>
-          <w:rFonts w:ascii="Arial" w:hAnsi="Arial" w:cs="Arial"/>
-          <w:b/>
-          <w:bCs/>
-          <w:lang w:val="es-ES"/>
-        </w:rPr>
-        <w:t xml:space="preserve"> interface </w:t>
+        <w:t xml:space="preserve"> ip interface </w:t>
       </w:r>
       <w:proofErr w:type="spellStart"/>
       <w:r>
@@ -1177,79 +1157,56 @@
           <w:lang w:val="es-ES"/>
         </w:rPr>
       </w:pPr>
+      <w:r>
+        <w:rPr>
+          <w:rFonts w:ascii="Arial" w:hAnsi="Arial" w:cs="Arial"/>
+          <w:b/>
+          <w:bCs/>
+          <w:lang w:val="es-ES"/>
+        </w:rPr>
+        <w:lastRenderedPageBreak/>
+        <w:t xml:space="preserve">Paso 2: </w:t>
+      </w:r>
+      <w:r>
+        <w:rPr>
+          <w:rFonts w:ascii="Arial" w:hAnsi="Arial" w:cs="Arial"/>
+          <w:b/>
+          <w:bCs/>
+          <w:lang w:val="es-ES"/>
+        </w:rPr>
+        <w:t>Configuración del r</w:t>
+      </w:r>
+      <w:r>
+        <w:rPr>
+          <w:rFonts w:ascii="Arial" w:hAnsi="Arial" w:cs="Arial"/>
+          <w:b/>
+          <w:bCs/>
+          <w:lang w:val="es-ES"/>
+        </w:rPr>
+        <w:t>uteador</w:t>
+      </w:r>
+      <w:r>
+        <w:rPr>
+          <w:rFonts w:ascii="Arial" w:hAnsi="Arial" w:cs="Arial"/>
+          <w:b/>
+          <w:bCs/>
+          <w:lang w:val="es-ES"/>
+        </w:rPr>
+        <w:t xml:space="preserve"> R</w:t>
+      </w:r>
+      <w:r>
+        <w:rPr>
+          <w:rFonts w:ascii="Arial" w:hAnsi="Arial" w:cs="Arial"/>
+          <w:b/>
+          <w:bCs/>
+          <w:lang w:val="es-ES"/>
+        </w:rPr>
+        <w:t>2</w:t>
+      </w:r>
     </w:p>
     <w:p>
       <w:pPr>
-        <w:spacing w:before="360"/>
-        <w:jc w:val="both"/>
-        <w:rPr>
-          <w:rFonts w:ascii="Arial" w:hAnsi="Arial" w:cs="Arial"/>
-          <w:b/>
-          <w:bCs/>
-          <w:lang w:val="es-ES"/>
-        </w:rPr>
-      </w:pPr>
-    </w:p>
-    <w:p>
-      <w:pPr>
-        <w:spacing w:before="360"/>
-        <w:jc w:val="both"/>
-        <w:rPr>
-          <w:rFonts w:ascii="Arial" w:hAnsi="Arial" w:cs="Arial"/>
-          <w:b/>
-          <w:bCs/>
-          <w:lang w:val="es-ES"/>
-        </w:rPr>
-      </w:pPr>
-      <w:r>
-        <w:rPr>
-          <w:rFonts w:ascii="Arial" w:hAnsi="Arial" w:cs="Arial"/>
-          <w:b/>
-          <w:bCs/>
-          <w:lang w:val="es-ES"/>
-        </w:rPr>
-        <w:t xml:space="preserve">Paso 2: </w:t>
-      </w:r>
-      <w:r>
-        <w:rPr>
-          <w:rFonts w:ascii="Arial" w:hAnsi="Arial" w:cs="Arial"/>
-          <w:b/>
-          <w:bCs/>
-          <w:lang w:val="es-ES"/>
-        </w:rPr>
-        <w:t>Configuración del r</w:t>
-      </w:r>
-      <w:r>
-        <w:rPr>
-          <w:rFonts w:ascii="Arial" w:hAnsi="Arial" w:cs="Arial"/>
-          <w:b/>
-          <w:bCs/>
-          <w:lang w:val="es-ES"/>
-        </w:rPr>
-        <w:t>uteador</w:t>
-      </w:r>
-      <w:r>
-        <w:rPr>
-          <w:rFonts w:ascii="Arial" w:hAnsi="Arial" w:cs="Arial"/>
-          <w:b/>
-          <w:bCs/>
-          <w:lang w:val="es-ES"/>
-        </w:rPr>
-        <w:t xml:space="preserve"> R</w:t>
-      </w:r>
-      <w:r>
-        <w:rPr>
-          <w:rFonts w:ascii="Arial" w:hAnsi="Arial" w:cs="Arial"/>
-          <w:b/>
-          <w:bCs/>
-          <w:lang w:val="es-ES"/>
-        </w:rPr>
-        <w:t>2</w:t>
-      </w:r>
-    </w:p>
-    <w:p>
-      <w:pPr>
-        <w:pStyle w:val="ListParagraph"/>
+        <w:pStyle w:val="Prrafodelista"/>
         <w:numPr>
           <w:ilvl w:val="0"/>
           <w:numId w:val="16"/>
@@ -1295,7 +1252,7 @@
     </w:p>
     <w:p>
       <w:pPr>
-        <w:pStyle w:val="ListParagraph"/>
+        <w:pStyle w:val="Prrafodelista"/>
         <w:numPr>
           <w:ilvl w:val="0"/>
           <w:numId w:val="16"/>
@@ -1304,38 +1261,43 @@
         <w:jc w:val="both"/>
         <w:rPr>
           <w:rFonts w:ascii="Arial" w:hAnsi="Arial" w:cs="Arial"/>
-          <w:b/>
-          <w:bCs/>
-          <w:sz w:val="20"/>
-          <w:szCs w:val="20"/>
-          <w:lang w:val="es-ES"/>
-        </w:rPr>
-      </w:pPr>
-      <w:r>
-        <w:rPr>
-          <w:rFonts w:ascii="Arial" w:hAnsi="Arial" w:cs="Arial"/>
-          <w:sz w:val="20"/>
-          <w:szCs w:val="20"/>
-          <w:lang w:val="es-ES"/>
-        </w:rPr>
-        <w:t xml:space="preserve">Definir </w:t>
-      </w:r>
-      <w:r>
-        <w:rPr>
-          <w:rFonts w:ascii="Arial" w:hAnsi="Arial" w:cs="Arial"/>
-          <w:b/>
-          <w:bCs/>
-          <w:sz w:val="20"/>
-          <w:szCs w:val="20"/>
-          <w:lang w:val="es-ES"/>
-        </w:rPr>
-        <w:t>qué interface física en</w:t>
-      </w:r>
-      <w:r>
-        <w:rPr>
-          <w:rFonts w:ascii="Arial" w:hAnsi="Arial" w:cs="Arial"/>
-          <w:b/>
-          <w:bCs/>
+          <w:sz w:val="20"/>
+          <w:szCs w:val="20"/>
+          <w:lang w:val="es-ES"/>
+        </w:rPr>
+      </w:pPr>
+      <w:r>
+        <w:rPr>
+          <w:rFonts w:ascii="Arial" w:hAnsi="Arial" w:cs="Arial"/>
+          <w:sz w:val="20"/>
+          <w:szCs w:val="20"/>
+          <w:lang w:val="es-ES"/>
+        </w:rPr>
+        <w:t xml:space="preserve">Definir qué </w:t>
+      </w:r>
+      <w:proofErr w:type="gramStart"/>
+      <w:r>
+        <w:rPr>
+          <w:rFonts w:ascii="Arial" w:hAnsi="Arial" w:cs="Arial"/>
+          <w:sz w:val="20"/>
+          <w:szCs w:val="20"/>
+          <w:lang w:val="es-ES"/>
+        </w:rPr>
+        <w:t>interface</w:t>
+      </w:r>
+      <w:proofErr w:type="gramEnd"/>
+      <w:r>
+        <w:rPr>
+          <w:rFonts w:ascii="Arial" w:hAnsi="Arial" w:cs="Arial"/>
+          <w:sz w:val="20"/>
+          <w:szCs w:val="20"/>
+          <w:lang w:val="es-ES"/>
+        </w:rPr>
+        <w:t xml:space="preserve"> física en</w:t>
+      </w:r>
+      <w:r>
+        <w:rPr>
+          <w:rFonts w:ascii="Arial" w:hAnsi="Arial" w:cs="Arial"/>
           <w:sz w:val="20"/>
           <w:szCs w:val="20"/>
           <w:lang w:val="es-ES"/>
@@ -1367,56 +1329,36 @@
       <w:r>
         <w:rPr>
           <w:rFonts w:ascii="Arial" w:hAnsi="Arial" w:cs="Arial"/>
-          <w:b/>
-          <w:bCs/>
-          <w:sz w:val="20"/>
-          <w:szCs w:val="20"/>
-          <w:lang w:val="es-ES"/>
-        </w:rPr>
-        <w:t xml:space="preserve"> será usada para el túnel.</w:t>
-      </w:r>
-      <w:r>
-        <w:rPr>
-          <w:rFonts w:ascii="Arial" w:hAnsi="Arial" w:cs="Arial"/>
-          <w:sz w:val="20"/>
-          <w:szCs w:val="20"/>
-          <w:lang w:val="es-ES"/>
-        </w:rPr>
-        <w:t xml:space="preserve"> Usaremos la interface conectada al proveedor de servicios</w:t>
-      </w:r>
-      <w:r>
-        <w:rPr>
-          <w:rFonts w:ascii="Arial" w:hAnsi="Arial" w:cs="Arial"/>
-          <w:sz w:val="20"/>
-          <w:szCs w:val="20"/>
-          <w:lang w:val="es-ES"/>
-        </w:rPr>
-        <w:t>:</w:t>
-      </w:r>
-      <w:r>
-        <w:rPr>
-          <w:rFonts w:ascii="Arial" w:hAnsi="Arial" w:cs="Arial"/>
-          <w:sz w:val="20"/>
-          <w:szCs w:val="20"/>
-          <w:lang w:val="es-ES"/>
-        </w:rPr>
-        <w:t xml:space="preserve"> </w:t>
-      </w:r>
-      <w:r>
-        <w:rPr>
-          <w:rFonts w:ascii="Arial" w:hAnsi="Arial" w:cs="Arial"/>
-          <w:b/>
-          <w:bCs/>
-          <w:sz w:val="20"/>
-          <w:szCs w:val="20"/>
-          <w:lang w:val="es-ES"/>
-        </w:rPr>
-        <w:t>G0/0/0</w:t>
+          <w:sz w:val="20"/>
+          <w:szCs w:val="20"/>
+          <w:lang w:val="es-ES"/>
+        </w:rPr>
+        <w:t xml:space="preserve"> será usada para el túnel. Usaremos la </w:t>
+      </w:r>
+      <w:proofErr w:type="gramStart"/>
+      <w:r>
+        <w:rPr>
+          <w:rFonts w:ascii="Arial" w:hAnsi="Arial" w:cs="Arial"/>
+          <w:sz w:val="20"/>
+          <w:szCs w:val="20"/>
+          <w:lang w:val="es-ES"/>
+        </w:rPr>
+        <w:t>interface</w:t>
+      </w:r>
+      <w:proofErr w:type="gramEnd"/>
+      <w:r>
+        <w:rPr>
+          <w:rFonts w:ascii="Arial" w:hAnsi="Arial" w:cs="Arial"/>
+          <w:sz w:val="20"/>
+          <w:szCs w:val="20"/>
+          <w:lang w:val="es-ES"/>
+        </w:rPr>
+        <w:t xml:space="preserve"> conectada al proveedor de servicios: G0/0/0</w:t>
       </w:r>
     </w:p>
     <w:p>
       <w:pPr>
-        <w:pStyle w:val="ListParagraph"/>
+        <w:pStyle w:val="Prrafodelista"/>
         <w:numPr>
           <w:ilvl w:val="0"/>
           <w:numId w:val="16"/>
@@ -1551,7 +1493,7 @@
     </w:p>
     <w:p>
       <w:pPr>
-        <w:pStyle w:val="ListParagraph"/>
+        <w:pStyle w:val="Prrafodelista"/>
         <w:numPr>
           <w:ilvl w:val="0"/>
           <w:numId w:val="16"/>
@@ -1637,7 +1579,7 @@
     </w:p>
     <w:p>
       <w:pPr>
-        <w:pStyle w:val="ListParagraph"/>
+        <w:pStyle w:val="Prrafodelista"/>
         <w:numPr>
           <w:ilvl w:val="0"/>
           <w:numId w:val="16"/>
@@ -1730,7 +1672,7 @@
     </w:p>
     <w:p>
       <w:pPr>
-        <w:pStyle w:val="ListParagraph"/>
+        <w:pStyle w:val="Prrafodelista"/>
         <w:numPr>
           <w:ilvl w:val="0"/>
           <w:numId w:val="16"/>
@@ -1853,7 +1795,7 @@
     </w:p>
     <w:p>
       <w:pPr>
-        <w:pStyle w:val="ListParagraph"/>
+        <w:pStyle w:val="Prrafodelista"/>
         <w:numPr>
           <w:ilvl w:val="0"/>
           <w:numId w:val="17"/>
@@ -1929,7 +1871,7 @@
     </w:p>
     <w:p>
       <w:pPr>
-        <w:pStyle w:val="ListParagraph"/>
+        <w:pStyle w:val="Prrafodelista"/>
         <w:numPr>
           <w:ilvl w:val="0"/>
           <w:numId w:val="17"/>
@@ -2005,7 +1947,7 @@
     </w:p>
     <w:p>
       <w:pPr>
-        <w:pStyle w:val="ListParagraph"/>
+        <w:pStyle w:val="Prrafodelista"/>
         <w:numPr>
           <w:ilvl w:val="0"/>
           <w:numId w:val="17"/>
@@ -2083,7 +2025,7 @@
     </w:p>
     <w:p>
       <w:pPr>
-        <w:pStyle w:val="ListParagraph"/>
+        <w:pStyle w:val="Prrafodelista"/>
         <w:numPr>
           <w:ilvl w:val="0"/>
           <w:numId w:val="17"/>
@@ -2178,7 +2120,7 @@
     </w:p>
     <w:p>
       <w:pPr>
-        <w:pStyle w:val="ListParagraph"/>
+        <w:pStyle w:val="Prrafodelista"/>
         <w:numPr>
           <w:ilvl w:val="0"/>
           <w:numId w:val="18"/>
@@ -2271,7 +2213,7 @@
     </w:p>
     <w:p>
       <w:pPr>
-        <w:pStyle w:val="ListParagraph"/>
+        <w:pStyle w:val="Prrafodelista"/>
         <w:numPr>
           <w:ilvl w:val="0"/>
           <w:numId w:val="18"/>
@@ -2337,7 +2279,7 @@
     </w:p>
     <w:p>
       <w:pPr>
-        <w:pStyle w:val="ListParagraph"/>
+        <w:pStyle w:val="Prrafodelista"/>
         <w:numPr>
           <w:ilvl w:val="0"/>
           <w:numId w:val="18"/>
@@ -2432,7 +2374,7 @@
     </w:p>
     <w:p>
       <w:pPr>
-        <w:pStyle w:val="ListParagraph"/>
+        <w:pStyle w:val="Prrafodelista"/>
         <w:numPr>
           <w:ilvl w:val="0"/>
           <w:numId w:val="18"/>
@@ -2525,7 +2467,7 @@
     </w:p>
     <w:p>
       <w:pPr>
-        <w:pStyle w:val="ListParagraph"/>
+        <w:pStyle w:val="Prrafodelista"/>
         <w:numPr>
           <w:ilvl w:val="0"/>
           <w:numId w:val="18"/>
@@ -2602,765 +2544,51 @@
     </w:p>
     <w:p>
       <w:pPr>
-        <w:spacing w:line="300" w:lineRule="exact"/>
-        <w:ind w:left="357"/>
+        <w:spacing w:before="360"/>
         <w:jc w:val="both"/>
         <w:rPr>
           <w:rFonts w:ascii="Arial" w:hAnsi="Arial" w:cs="Arial"/>
-          <w:sz w:val="20"/>
-          <w:szCs w:val="20"/>
-          <w:lang w:val="es-ES"/>
-        </w:rPr>
-      </w:pPr>
+          <w:b/>
+          <w:bCs/>
+          <w:lang w:val="es-ES"/>
+        </w:rPr>
+      </w:pPr>
+      <w:r>
+        <w:rPr>
+          <w:rFonts w:ascii="Arial" w:hAnsi="Arial" w:cs="Arial"/>
+          <w:b/>
+          <w:bCs/>
+          <w:lang w:val="es-ES"/>
+        </w:rPr>
+        <w:t xml:space="preserve">Paso 5: </w:t>
+      </w:r>
+      <w:r>
+        <w:rPr>
+          <w:rFonts w:ascii="Arial" w:hAnsi="Arial" w:cs="Arial"/>
+          <w:b/>
+          <w:bCs/>
+          <w:lang w:val="es-ES"/>
+        </w:rPr>
+        <w:t>Configuración de</w:t>
+      </w:r>
+      <w:r>
+        <w:rPr>
+          <w:rFonts w:ascii="Arial" w:hAnsi="Arial" w:cs="Arial"/>
+          <w:b/>
+          <w:bCs/>
+          <w:lang w:val="es-ES"/>
+        </w:rPr>
+        <w:t xml:space="preserve"> OSPF</w:t>
+      </w:r>
     </w:p>
     <w:p>
       <w:pPr>
-        <w:spacing w:line="300" w:lineRule="exact"/>
-        <w:ind w:left="357"/>
-        <w:jc w:val="both"/>
-        <w:rPr>
-          <w:rFonts w:ascii="Arial" w:hAnsi="Arial" w:cs="Arial"/>
-          <w:sz w:val="20"/>
-          <w:szCs w:val="20"/>
-          <w:lang w:val="es-ES"/>
-        </w:rPr>
-      </w:pPr>
-    </w:p>
-    <w:p>
-      <w:pPr>
-        <w:spacing w:line="300" w:lineRule="exact"/>
-        <w:ind w:left="357"/>
-        <w:jc w:val="both"/>
-        <w:rPr>
-          <w:rFonts w:ascii="Arial" w:hAnsi="Arial" w:cs="Arial"/>
-          <w:sz w:val="20"/>
-          <w:szCs w:val="20"/>
-          <w:lang w:val="es-ES"/>
-        </w:rPr>
-      </w:pPr>
-    </w:p>
-    <w:p>
-      <w:pPr>
-        <w:spacing w:line="300" w:lineRule="exact"/>
-        <w:ind w:left="357"/>
-        <w:jc w:val="both"/>
-        <w:rPr>
-          <w:rFonts w:ascii="Arial" w:hAnsi="Arial" w:cs="Arial"/>
-          <w:sz w:val="20"/>
-          <w:szCs w:val="20"/>
-          <w:lang w:val="es-ES"/>
-        </w:rPr>
-      </w:pPr>
-    </w:p>
-    <w:p>
-      <w:pPr>
-        <w:spacing w:line="300" w:lineRule="exact"/>
-        <w:ind w:left="357"/>
-        <w:jc w:val="both"/>
-        <w:rPr>
-          <w:rFonts w:ascii="Arial" w:hAnsi="Arial" w:cs="Arial"/>
-          <w:sz w:val="20"/>
-          <w:szCs w:val="20"/>
-          <w:lang w:val="es-ES"/>
-        </w:rPr>
-      </w:pPr>
-    </w:p>
-    <w:p>
-      <w:pPr>
-        <w:spacing w:line="300" w:lineRule="exact"/>
-        <w:ind w:left="357"/>
-        <w:jc w:val="both"/>
-        <w:rPr>
-          <w:rFonts w:ascii="Arial" w:hAnsi="Arial" w:cs="Arial"/>
-          <w:sz w:val="20"/>
-          <w:szCs w:val="20"/>
-          <w:lang w:val="es-ES"/>
-        </w:rPr>
-      </w:pPr>
-    </w:p>
-    <w:p>
-      <w:pPr>
-        <w:spacing w:line="300" w:lineRule="exact"/>
-        <w:ind w:left="357"/>
-        <w:jc w:val="both"/>
-        <w:rPr>
-          <w:rFonts w:ascii="Arial" w:hAnsi="Arial" w:cs="Arial"/>
-          <w:sz w:val="20"/>
-          <w:szCs w:val="20"/>
-          <w:lang w:val="es-ES"/>
-        </w:rPr>
-      </w:pPr>
-    </w:p>
-    <w:p>
-      <w:pPr>
-        <w:spacing w:line="300" w:lineRule="exact"/>
-        <w:ind w:left="357"/>
-        <w:jc w:val="both"/>
-        <w:rPr>
-          <w:rFonts w:ascii="Arial" w:hAnsi="Arial" w:cs="Arial"/>
-          <w:sz w:val="20"/>
-          <w:szCs w:val="20"/>
-          <w:lang w:val="es-ES"/>
-        </w:rPr>
-      </w:pPr>
-    </w:p>
-    <w:p>
-      <w:pPr>
-        <w:spacing w:line="300" w:lineRule="exact"/>
-        <w:ind w:left="357"/>
-        <w:jc w:val="both"/>
-        <w:rPr>
-          <w:rFonts w:ascii="Arial" w:hAnsi="Arial" w:cs="Arial"/>
-          <w:sz w:val="20"/>
-          <w:szCs w:val="20"/>
-          <w:lang w:val="es-ES"/>
-        </w:rPr>
-      </w:pPr>
-    </w:p>
-    <w:p>
-      <w:pPr>
-        <w:spacing w:line="300" w:lineRule="exact"/>
-        <w:ind w:left="357"/>
-        <w:jc w:val="both"/>
-        <w:rPr>
-          <w:rFonts w:ascii="Arial" w:hAnsi="Arial" w:cs="Arial"/>
-          <w:sz w:val="20"/>
-          <w:szCs w:val="20"/>
-          <w:lang w:val="es-ES"/>
-        </w:rPr>
-      </w:pPr>
-    </w:p>
-    <w:p>
-      <w:pPr>
-        <w:pStyle w:val="ListParagraph"/>
-        <w:numPr>
-          <w:ilvl w:val="0"/>
-          <w:numId w:val="18"/>
-        </w:numPr>
-        <w:spacing w:line="300" w:lineRule="exact"/>
-        <w:ind w:hanging="357"/>
-        <w:jc w:val="both"/>
-        <w:rPr>
-          <w:rFonts w:ascii="Arial" w:hAnsi="Arial" w:cs="Arial"/>
-          <w:sz w:val="20"/>
-          <w:szCs w:val="20"/>
-          <w:lang w:val="es-ES"/>
-        </w:rPr>
-      </w:pPr>
-      <w:r>
-        <w:rPr>
-          <w:rFonts w:ascii="Arial" w:hAnsi="Arial" w:cs="Arial"/>
-          <w:sz w:val="20"/>
-          <w:szCs w:val="20"/>
-          <w:lang w:val="es-ES"/>
-        </w:rPr>
-        <w:lastRenderedPageBreak/>
-        <w:t>Realizar p</w:t>
-      </w:r>
-      <w:r>
-        <w:rPr>
-          <w:rFonts w:ascii="Arial" w:hAnsi="Arial" w:cs="Arial"/>
-          <w:sz w:val="20"/>
-          <w:szCs w:val="20"/>
-          <w:lang w:val="es-ES"/>
-        </w:rPr>
-        <w:t xml:space="preserve">ing </w:t>
-      </w:r>
-      <w:r>
-        <w:rPr>
-          <w:rFonts w:ascii="Arial" w:hAnsi="Arial" w:cs="Arial"/>
-          <w:sz w:val="20"/>
-          <w:szCs w:val="20"/>
-          <w:lang w:val="es-ES"/>
-        </w:rPr>
-        <w:t xml:space="preserve">de </w:t>
-      </w:r>
-      <w:r>
-        <w:rPr>
-          <w:rFonts w:ascii="Arial" w:hAnsi="Arial" w:cs="Arial"/>
-          <w:b/>
-          <w:bCs/>
-          <w:sz w:val="20"/>
-          <w:szCs w:val="20"/>
-          <w:lang w:val="es-ES"/>
-        </w:rPr>
-        <w:t xml:space="preserve">R1 </w:t>
-      </w:r>
-      <w:r>
-        <w:rPr>
-          <w:rFonts w:ascii="Arial" w:hAnsi="Arial" w:cs="Arial"/>
-          <w:sz w:val="20"/>
-          <w:szCs w:val="20"/>
-          <w:lang w:val="es-ES"/>
-        </w:rPr>
-        <w:t xml:space="preserve">hacia </w:t>
-      </w:r>
-      <w:r>
-        <w:rPr>
-          <w:rFonts w:ascii="Arial" w:hAnsi="Arial" w:cs="Arial"/>
-          <w:b/>
-          <w:bCs/>
-          <w:sz w:val="20"/>
-          <w:szCs w:val="20"/>
-          <w:lang w:val="es-ES"/>
-        </w:rPr>
-        <w:t>192.18.1.2</w:t>
-      </w:r>
-      <w:r>
-        <w:rPr>
-          <w:rFonts w:ascii="Arial" w:hAnsi="Arial" w:cs="Arial"/>
-          <w:sz w:val="20"/>
-          <w:szCs w:val="20"/>
-          <w:lang w:val="es-ES"/>
-        </w:rPr>
-        <w:t xml:space="preserve"> </w:t>
-      </w:r>
-      <w:r>
-        <w:rPr>
-          <w:rFonts w:ascii="Arial" w:hAnsi="Arial" w:cs="Arial"/>
-          <w:sz w:val="20"/>
-          <w:szCs w:val="20"/>
-          <w:lang w:val="es-ES"/>
-        </w:rPr>
-        <w:t>en modo de simulación</w:t>
-      </w:r>
-      <w:r>
-        <w:rPr>
-          <w:rFonts w:ascii="Arial" w:hAnsi="Arial" w:cs="Arial"/>
-          <w:sz w:val="20"/>
-          <w:szCs w:val="20"/>
-          <w:lang w:val="es-ES"/>
-        </w:rPr>
-        <w:t xml:space="preserve">. Revisaremos el contenido del mensaje que envía </w:t>
-      </w:r>
-      <w:r>
-        <w:rPr>
-          <w:rFonts w:ascii="Arial" w:hAnsi="Arial" w:cs="Arial"/>
-          <w:b/>
-          <w:bCs/>
-          <w:sz w:val="20"/>
-          <w:szCs w:val="20"/>
-          <w:lang w:val="es-ES"/>
-        </w:rPr>
-        <w:t>R1</w:t>
-      </w:r>
-      <w:r>
-        <w:rPr>
-          <w:rFonts w:ascii="Arial" w:hAnsi="Arial" w:cs="Arial"/>
-          <w:sz w:val="20"/>
-          <w:szCs w:val="20"/>
-          <w:lang w:val="es-ES"/>
-        </w:rPr>
-        <w:t>.</w:t>
-      </w:r>
-    </w:p>
-    <w:p>
-      <w:pPr>
-        <w:pStyle w:val="ListParagraph"/>
-        <w:numPr>
-          <w:ilvl w:val="0"/>
-          <w:numId w:val="14"/>
-        </w:numPr>
-        <w:spacing w:line="300" w:lineRule="exact"/>
-        <w:ind w:hanging="357"/>
-        <w:jc w:val="both"/>
-        <w:rPr>
-          <w:rFonts w:ascii="Arial" w:hAnsi="Arial" w:cs="Arial"/>
-          <w:sz w:val="20"/>
-          <w:szCs w:val="20"/>
-          <w:lang w:val="es-ES"/>
-        </w:rPr>
-      </w:pPr>
-      <w:r>
-        <w:rPr>
-          <w:rFonts w:ascii="Arial" w:hAnsi="Arial" w:cs="Arial"/>
-          <w:sz w:val="20"/>
-          <w:szCs w:val="20"/>
-          <w:lang w:val="es-ES"/>
-        </w:rPr>
-        <w:t xml:space="preserve">El mensaje </w:t>
-      </w:r>
-      <w:r>
-        <w:rPr>
-          <w:rFonts w:ascii="Arial" w:hAnsi="Arial" w:cs="Arial"/>
-          <w:b/>
-          <w:bCs/>
-          <w:sz w:val="20"/>
-          <w:szCs w:val="20"/>
-          <w:lang w:val="es-ES"/>
-        </w:rPr>
-        <w:t>ICMP</w:t>
-      </w:r>
-      <w:r>
-        <w:rPr>
-          <w:rFonts w:ascii="Arial" w:hAnsi="Arial" w:cs="Arial"/>
-          <w:sz w:val="20"/>
-          <w:szCs w:val="20"/>
-          <w:lang w:val="es-ES"/>
-        </w:rPr>
-        <w:t xml:space="preserve"> está encapsulado con un encabezado: IP fuente </w:t>
-      </w:r>
-      <w:r>
-        <w:rPr>
-          <w:rFonts w:ascii="Arial" w:hAnsi="Arial" w:cs="Arial"/>
-          <w:b/>
-          <w:bCs/>
-          <w:sz w:val="20"/>
-          <w:szCs w:val="20"/>
-          <w:lang w:val="es-ES"/>
-        </w:rPr>
-        <w:t>192.168.1.1</w:t>
-      </w:r>
-      <w:r>
-        <w:rPr>
-          <w:rFonts w:ascii="Arial" w:hAnsi="Arial" w:cs="Arial"/>
-          <w:sz w:val="20"/>
-          <w:szCs w:val="20"/>
-          <w:lang w:val="es-ES"/>
-        </w:rPr>
-        <w:t xml:space="preserve"> y destino </w:t>
-      </w:r>
-      <w:r>
-        <w:rPr>
-          <w:rFonts w:ascii="Arial" w:hAnsi="Arial" w:cs="Arial"/>
-          <w:b/>
-          <w:bCs/>
-          <w:sz w:val="20"/>
-          <w:szCs w:val="20"/>
-          <w:lang w:val="es-ES"/>
-        </w:rPr>
-        <w:t>192.168.1.2</w:t>
-      </w:r>
-      <w:r>
-        <w:rPr>
-          <w:rFonts w:ascii="Arial" w:hAnsi="Arial" w:cs="Arial"/>
-          <w:sz w:val="20"/>
-          <w:szCs w:val="20"/>
-          <w:lang w:val="es-ES"/>
-        </w:rPr>
-        <w:t>, las direcciones de las interfaces del túnel.</w:t>
-      </w:r>
-    </w:p>
-    <w:p>
-      <w:pPr>
-        <w:ind w:firstLine="360"/>
-        <w:jc w:val="both"/>
-        <w:rPr>
-          <w:rFonts w:ascii="Arial" w:hAnsi="Arial" w:cs="Arial"/>
-          <w:sz w:val="20"/>
-          <w:szCs w:val="20"/>
-          <w:lang w:val="es-ES"/>
-        </w:rPr>
-      </w:pPr>
-      <w:r>
-        <w:rPr>
-          <w:rFonts w:ascii="Arial" w:hAnsi="Arial" w:cs="Arial"/>
-          <w:noProof/>
-          <w:sz w:val="20"/>
-          <w:szCs w:val="20"/>
-          <w:lang w:val="es-ES"/>
-        </w:rPr>
-        <w:drawing>
-          <wp:inline distT="0" distB="0" distL="0" distR="0" wp14:anchorId="5C0AC9E4" wp14:editId="3EF54396">
-            <wp:extent cx="4029075" cy="4067175"/>
-            <wp:effectExtent l="0" t="0" r="9525" b="9525"/>
-            <wp:docPr id="32" name="Imagen 32"/>
-            <wp:cNvGraphicFramePr>
-              <a:graphicFrameLocks xmlns:a="http://schemas.openxmlformats.org/drawingml/2006/main" noChangeAspect="1"/>
-            </wp:cNvGraphicFramePr>
-            <a:graphic xmlns:a="http://schemas.openxmlformats.org/drawingml/2006/main">
-              <a:graphicData uri="http://schemas.openxmlformats.org/drawingml/2006/picture">
-                <pic:pic xmlns:pic="http://schemas.openxmlformats.org/drawingml/2006/picture">
-                  <pic:nvPicPr>
-                    <pic:cNvPr id="0" name="Picture 12"/>
-                    <pic:cNvPicPr>
-                      <a:picLocks noChangeAspect="1" noChangeArrowheads="1"/>
-                    </pic:cNvPicPr>
-                  </pic:nvPicPr>
-                  <pic:blipFill>
-                    <a:blip r:embed="rId6">
-                      <a:extLst>
-                        <a:ext uri="{28A0092B-C50C-407E-A947-70E740481C1C}">
-                          <a14:useLocalDpi xmlns:a14="http://schemas.microsoft.com/office/drawing/2010/main" val="0"/>
-                        </a:ext>
-                      </a:extLst>
-                    </a:blip>
-                    <a:srcRect/>
-                    <a:stretch>
-                      <a:fillRect/>
-                    </a:stretch>
-                  </pic:blipFill>
-                  <pic:spPr bwMode="auto">
-                    <a:xfrm>
-                      <a:off x="0" y="0"/>
-                      <a:ext cx="4029075" cy="4067175"/>
-                    </a:xfrm>
-                    <a:prstGeom prst="rect">
-                      <a:avLst/>
-                    </a:prstGeom>
-                    <a:noFill/>
-                    <a:ln>
-                      <a:noFill/>
-                    </a:ln>
-                  </pic:spPr>
-                </pic:pic>
-              </a:graphicData>
-            </a:graphic>
-          </wp:inline>
-        </w:drawing>
-      </w:r>
-    </w:p>
-    <w:p>
-      <w:pPr>
-        <w:pStyle w:val="ListParagraph"/>
-        <w:numPr>
-          <w:ilvl w:val="0"/>
-          <w:numId w:val="14"/>
-        </w:numPr>
-        <w:spacing w:line="300" w:lineRule="exact"/>
-        <w:ind w:left="714" w:hanging="357"/>
-        <w:jc w:val="both"/>
-        <w:rPr>
-          <w:rFonts w:ascii="Arial" w:hAnsi="Arial" w:cs="Arial"/>
-          <w:sz w:val="20"/>
-          <w:szCs w:val="20"/>
-          <w:lang w:val="es-ES"/>
-        </w:rPr>
-      </w:pPr>
-      <w:r>
-        <w:rPr>
-          <w:rFonts w:ascii="Arial" w:hAnsi="Arial" w:cs="Arial"/>
-          <w:sz w:val="20"/>
-          <w:szCs w:val="20"/>
-          <w:lang w:val="es-ES"/>
-        </w:rPr>
-        <w:t xml:space="preserve">El </w:t>
-      </w:r>
-      <w:r>
-        <w:rPr>
-          <w:rFonts w:ascii="Arial" w:hAnsi="Arial" w:cs="Arial"/>
-          <w:sz w:val="20"/>
-          <w:szCs w:val="20"/>
-          <w:lang w:val="es-ES"/>
-        </w:rPr>
-        <w:t xml:space="preserve">túnel </w:t>
-      </w:r>
-      <w:r>
-        <w:rPr>
-          <w:rFonts w:ascii="Arial" w:hAnsi="Arial" w:cs="Arial"/>
-          <w:b/>
-          <w:bCs/>
-          <w:sz w:val="20"/>
-          <w:szCs w:val="20"/>
-          <w:lang w:val="es-ES"/>
-        </w:rPr>
-        <w:t>GRE</w:t>
-      </w:r>
-      <w:r>
-        <w:rPr>
-          <w:rFonts w:ascii="Arial" w:hAnsi="Arial" w:cs="Arial"/>
-          <w:sz w:val="20"/>
-          <w:szCs w:val="20"/>
-          <w:lang w:val="es-ES"/>
-        </w:rPr>
-        <w:t xml:space="preserve"> está encapsulado con un encabezado: IP fuente </w:t>
-      </w:r>
-      <w:r>
-        <w:rPr>
-          <w:rFonts w:ascii="Arial" w:hAnsi="Arial" w:cs="Arial"/>
-          <w:b/>
-          <w:bCs/>
-          <w:sz w:val="20"/>
-          <w:szCs w:val="20"/>
-          <w:lang w:val="es-ES"/>
-        </w:rPr>
-        <w:t>1</w:t>
-      </w:r>
-      <w:r>
-        <w:rPr>
-          <w:rFonts w:ascii="Arial" w:hAnsi="Arial" w:cs="Arial"/>
-          <w:b/>
-          <w:bCs/>
-          <w:sz w:val="20"/>
-          <w:szCs w:val="20"/>
-          <w:lang w:val="es-ES"/>
-        </w:rPr>
-        <w:t xml:space="preserve">00.0.0.2, </w:t>
-      </w:r>
-      <w:r>
-        <w:rPr>
-          <w:rFonts w:ascii="Arial" w:hAnsi="Arial" w:cs="Arial"/>
-          <w:sz w:val="20"/>
-          <w:szCs w:val="20"/>
-          <w:lang w:val="es-ES"/>
-        </w:rPr>
-        <w:t>la interface g0/0/0 del r</w:t>
-      </w:r>
-      <w:r>
-        <w:rPr>
-          <w:rFonts w:ascii="Arial" w:hAnsi="Arial" w:cs="Arial"/>
-          <w:sz w:val="20"/>
-          <w:szCs w:val="20"/>
-          <w:lang w:val="es-ES"/>
-        </w:rPr>
-        <w:t>uteador</w:t>
-      </w:r>
-      <w:r>
-        <w:rPr>
-          <w:rFonts w:ascii="Arial" w:hAnsi="Arial" w:cs="Arial"/>
-          <w:sz w:val="20"/>
-          <w:szCs w:val="20"/>
-          <w:lang w:val="es-ES"/>
-        </w:rPr>
-        <w:t xml:space="preserve"> </w:t>
-      </w:r>
-      <w:r>
-        <w:rPr>
-          <w:rFonts w:ascii="Arial" w:hAnsi="Arial" w:cs="Arial"/>
-          <w:b/>
-          <w:bCs/>
-          <w:sz w:val="20"/>
-          <w:szCs w:val="20"/>
-          <w:lang w:val="es-ES"/>
-        </w:rPr>
-        <w:t>R1</w:t>
-      </w:r>
-      <w:r>
-        <w:rPr>
-          <w:rFonts w:ascii="Arial" w:hAnsi="Arial" w:cs="Arial"/>
-          <w:sz w:val="20"/>
-          <w:szCs w:val="20"/>
-          <w:lang w:val="es-ES"/>
-        </w:rPr>
-        <w:t>, y</w:t>
-      </w:r>
-      <w:r>
-        <w:rPr>
-          <w:rFonts w:ascii="Arial" w:hAnsi="Arial" w:cs="Arial"/>
-          <w:sz w:val="20"/>
-          <w:szCs w:val="20"/>
-          <w:lang w:val="es-ES"/>
-        </w:rPr>
-        <w:t xml:space="preserve"> la dirección de</w:t>
-      </w:r>
-      <w:r>
-        <w:rPr>
-          <w:rFonts w:ascii="Arial" w:hAnsi="Arial" w:cs="Arial"/>
-          <w:sz w:val="20"/>
-          <w:szCs w:val="20"/>
-          <w:lang w:val="es-ES"/>
-        </w:rPr>
-        <w:t xml:space="preserve"> destino </w:t>
-      </w:r>
-      <w:r>
-        <w:rPr>
-          <w:rFonts w:ascii="Arial" w:hAnsi="Arial" w:cs="Arial"/>
-          <w:b/>
-          <w:bCs/>
-          <w:sz w:val="20"/>
-          <w:szCs w:val="20"/>
-          <w:lang w:val="es-ES"/>
-        </w:rPr>
-        <w:t>200.0.0.2</w:t>
-      </w:r>
-      <w:r>
-        <w:rPr>
-          <w:rFonts w:ascii="Arial" w:hAnsi="Arial" w:cs="Arial"/>
-          <w:sz w:val="20"/>
-          <w:szCs w:val="20"/>
-          <w:lang w:val="es-ES"/>
-        </w:rPr>
-        <w:t>, la interface g0/0/0 del r</w:t>
-      </w:r>
-      <w:r>
-        <w:rPr>
-          <w:rFonts w:ascii="Arial" w:hAnsi="Arial" w:cs="Arial"/>
-          <w:sz w:val="20"/>
-          <w:szCs w:val="20"/>
-          <w:lang w:val="es-ES"/>
-        </w:rPr>
-        <w:t>uteador</w:t>
-      </w:r>
-      <w:r>
-        <w:rPr>
-          <w:rFonts w:ascii="Arial" w:hAnsi="Arial" w:cs="Arial"/>
-          <w:sz w:val="20"/>
-          <w:szCs w:val="20"/>
-          <w:lang w:val="es-ES"/>
-        </w:rPr>
-        <w:t xml:space="preserve"> </w:t>
-      </w:r>
-      <w:r>
-        <w:rPr>
-          <w:rFonts w:ascii="Arial" w:hAnsi="Arial" w:cs="Arial"/>
-          <w:b/>
-          <w:bCs/>
-          <w:sz w:val="20"/>
-          <w:szCs w:val="20"/>
-          <w:lang w:val="es-ES"/>
-        </w:rPr>
-        <w:t>R2</w:t>
-      </w:r>
-      <w:r>
-        <w:rPr>
-          <w:rFonts w:ascii="Arial" w:hAnsi="Arial" w:cs="Arial"/>
-          <w:sz w:val="20"/>
-          <w:szCs w:val="20"/>
-          <w:lang w:val="es-ES"/>
-        </w:rPr>
-        <w:t>. Este</w:t>
-      </w:r>
-      <w:r>
-        <w:t xml:space="preserve"> </w:t>
-      </w:r>
-      <w:r>
-        <w:rPr>
-          <w:rFonts w:ascii="Arial" w:hAnsi="Arial" w:cs="Arial"/>
-          <w:sz w:val="20"/>
-          <w:szCs w:val="20"/>
-          <w:lang w:val="es-ES"/>
-        </w:rPr>
-        <w:t>encabezado IP adicional se usa para transportar el paquete original a través de la red del proveedor de servicios para llegar a R2.</w:t>
-      </w:r>
-    </w:p>
-    <w:p>
-      <w:pPr>
-        <w:ind w:left="360" w:firstLine="360"/>
-        <w:jc w:val="both"/>
-        <w:rPr>
-          <w:rFonts w:ascii="Arial" w:hAnsi="Arial" w:cs="Arial"/>
-          <w:sz w:val="20"/>
-          <w:szCs w:val="20"/>
-          <w:lang w:val="es-ES"/>
-        </w:rPr>
-      </w:pPr>
-      <w:r>
-        <w:rPr>
-          <w:rFonts w:ascii="Arial" w:hAnsi="Arial" w:cs="Arial"/>
-          <w:noProof/>
-          <w:sz w:val="20"/>
-          <w:szCs w:val="20"/>
-          <w:lang w:val="es-ES"/>
-        </w:rPr>
-        <w:drawing>
-          <wp:inline distT="0" distB="0" distL="0" distR="0" wp14:anchorId="69333DFC" wp14:editId="5394C1F3">
-            <wp:extent cx="3876675" cy="2981325"/>
-            <wp:effectExtent l="0" t="0" r="9525" b="9525"/>
-            <wp:docPr id="33" name="Imagen 33"/>
-            <wp:cNvGraphicFramePr>
-              <a:graphicFrameLocks xmlns:a="http://schemas.openxmlformats.org/drawingml/2006/main" noChangeAspect="1"/>
-            </wp:cNvGraphicFramePr>
-            <a:graphic xmlns:a="http://schemas.openxmlformats.org/drawingml/2006/main">
-              <a:graphicData uri="http://schemas.openxmlformats.org/drawingml/2006/picture">
-                <pic:pic xmlns:pic="http://schemas.openxmlformats.org/drawingml/2006/picture">
-                  <pic:nvPicPr>
-                    <pic:cNvPr id="0" name="Picture 13"/>
-                    <pic:cNvPicPr>
-                      <a:picLocks noChangeAspect="1" noChangeArrowheads="1"/>
-                    </pic:cNvPicPr>
-                  </pic:nvPicPr>
-                  <pic:blipFill>
-                    <a:blip r:embed="rId7">
-                      <a:extLst>
-                        <a:ext uri="{28A0092B-C50C-407E-A947-70E740481C1C}">
-                          <a14:useLocalDpi xmlns:a14="http://schemas.microsoft.com/office/drawing/2010/main" val="0"/>
-                        </a:ext>
-                      </a:extLst>
-                    </a:blip>
-                    <a:srcRect/>
-                    <a:stretch>
-                      <a:fillRect/>
-                    </a:stretch>
-                  </pic:blipFill>
-                  <pic:spPr bwMode="auto">
-                    <a:xfrm>
-                      <a:off x="0" y="0"/>
-                      <a:ext cx="3876675" cy="2981325"/>
-                    </a:xfrm>
-                    <a:prstGeom prst="rect">
-                      <a:avLst/>
-                    </a:prstGeom>
-                    <a:noFill/>
-                    <a:ln>
-                      <a:noFill/>
-                    </a:ln>
-                  </pic:spPr>
-                </pic:pic>
-              </a:graphicData>
-            </a:graphic>
-          </wp:inline>
-        </w:drawing>
-      </w:r>
-    </w:p>
-    <w:p>
-      <w:pPr>
-        <w:spacing w:line="360" w:lineRule="auto"/>
-        <w:jc w:val="both"/>
-        <w:rPr>
-          <w:rFonts w:ascii="Arial" w:hAnsi="Arial" w:cs="Arial"/>
-          <w:sz w:val="20"/>
-          <w:szCs w:val="20"/>
-          <w:lang w:val="es-ES"/>
-        </w:rPr>
-      </w:pPr>
-      <w:r>
-        <w:rPr>
-          <w:rFonts w:ascii="Arial" w:hAnsi="Arial" w:cs="Arial"/>
-          <w:sz w:val="20"/>
-          <w:szCs w:val="20"/>
-          <w:lang w:val="es-ES"/>
-        </w:rPr>
-        <w:t>A esto lo llamamos un túnel. Se encapsula el paquete original de la interfaz de túnel de R1 a la interfaz de túnel de R2.</w:t>
-      </w:r>
-    </w:p>
-    <w:p>
-      <w:pPr>
-        <w:spacing w:before="360"/>
-        <w:jc w:val="both"/>
-        <w:rPr>
-          <w:rFonts w:ascii="Arial" w:hAnsi="Arial" w:cs="Arial"/>
-          <w:b/>
-          <w:bCs/>
-          <w:lang w:val="es-ES"/>
-        </w:rPr>
-      </w:pPr>
-      <w:r>
-        <w:rPr>
-          <w:rFonts w:ascii="Arial" w:hAnsi="Arial" w:cs="Arial"/>
-          <w:b/>
-          <w:bCs/>
-          <w:lang w:val="es-ES"/>
-        </w:rPr>
-        <w:lastRenderedPageBreak/>
-        <w:t xml:space="preserve">Paso 5: </w:t>
-      </w:r>
-      <w:r>
-        <w:rPr>
-          <w:rFonts w:ascii="Arial" w:hAnsi="Arial" w:cs="Arial"/>
-          <w:b/>
-          <w:bCs/>
-          <w:lang w:val="es-ES"/>
-        </w:rPr>
-        <w:t>Configuración de</w:t>
-      </w:r>
-      <w:r>
-        <w:rPr>
-          <w:rFonts w:ascii="Arial" w:hAnsi="Arial" w:cs="Arial"/>
-          <w:b/>
-          <w:bCs/>
-          <w:lang w:val="es-ES"/>
-        </w:rPr>
-        <w:t xml:space="preserve"> OSPF</w:t>
-      </w:r>
-    </w:p>
-    <w:p>
-      <w:pPr>
-        <w:pStyle w:val="ListParagraph"/>
+        <w:pStyle w:val="Prrafodelista"/>
         <w:numPr>
           <w:ilvl w:val="0"/>
           <w:numId w:val="19"/>
         </w:numPr>
-        <w:spacing w:line="300" w:lineRule="exact"/>
+        <w:spacing w:after="0" w:line="300" w:lineRule="exact"/>
         <w:ind w:left="357"/>
         <w:jc w:val="both"/>
         <w:rPr>
@@ -3433,7 +2661,7 @@
     </w:p>
     <w:p>
       <w:pPr>
-        <w:spacing w:line="300" w:lineRule="exact"/>
+        <w:spacing w:after="0" w:line="300" w:lineRule="exact"/>
         <w:ind w:left="357"/>
         <w:jc w:val="both"/>
         <w:rPr>
@@ -3482,7 +2710,7 @@
     </w:p>
     <w:p>
       <w:pPr>
-        <w:spacing w:line="360" w:lineRule="auto"/>
+        <w:spacing w:after="0" w:line="360" w:lineRule="auto"/>
         <w:ind w:left="357"/>
         <w:jc w:val="both"/>
         <w:rPr>
@@ -3522,7 +2750,7 @@
     </w:p>
     <w:p>
       <w:pPr>
-        <w:spacing w:line="300" w:lineRule="exact"/>
+        <w:spacing w:after="0" w:line="300" w:lineRule="exact"/>
         <w:ind w:left="357"/>
         <w:jc w:val="both"/>
         <w:rPr>
@@ -3544,12 +2772,12 @@
     </w:p>
     <w:p>
       <w:pPr>
-        <w:pStyle w:val="ListParagraph"/>
+        <w:pStyle w:val="Prrafodelista"/>
         <w:numPr>
           <w:ilvl w:val="0"/>
           <w:numId w:val="19"/>
         </w:numPr>
-        <w:spacing w:line="300" w:lineRule="exact"/>
+        <w:spacing w:after="0" w:line="300" w:lineRule="exact"/>
         <w:ind w:left="357"/>
         <w:jc w:val="both"/>
         <w:rPr>
@@ -3615,12 +2843,12 @@
     </w:p>
     <w:p>
       <w:pPr>
-        <w:pStyle w:val="ListParagraph"/>
+        <w:pStyle w:val="Prrafodelista"/>
         <w:numPr>
           <w:ilvl w:val="0"/>
           <w:numId w:val="19"/>
         </w:numPr>
-        <w:spacing w:line="300" w:lineRule="exact"/>
+        <w:spacing w:after="0" w:line="300" w:lineRule="exact"/>
         <w:ind w:left="357"/>
         <w:jc w:val="both"/>
         <w:rPr>
@@ -3697,12 +2925,12 @@
     </w:p>
     <w:p>
       <w:pPr>
-        <w:pStyle w:val="ListParagraph"/>
+        <w:pStyle w:val="Prrafodelista"/>
         <w:numPr>
           <w:ilvl w:val="0"/>
           <w:numId w:val="19"/>
         </w:numPr>
-        <w:spacing w:line="300" w:lineRule="exact"/>
+        <w:spacing w:after="0" w:line="300" w:lineRule="exact"/>
         <w:ind w:left="357"/>
         <w:jc w:val="both"/>
         <w:rPr>
@@ -3802,7 +3030,7 @@
     </w:p>
     <w:p>
       <w:pPr>
-        <w:spacing w:line="300" w:lineRule="exact"/>
+        <w:spacing w:after="0" w:line="300" w:lineRule="exact"/>
         <w:ind w:left="357"/>
         <w:jc w:val="both"/>
         <w:rPr>
@@ -3937,12 +3165,12 @@
     </w:p>
     <w:p>
       <w:pPr>
-        <w:pStyle w:val="ListParagraph"/>
+        <w:pStyle w:val="Prrafodelista"/>
         <w:numPr>
           <w:ilvl w:val="0"/>
           <w:numId w:val="19"/>
         </w:numPr>
-        <w:spacing w:line="300" w:lineRule="exact"/>
+        <w:spacing w:after="0" w:line="300" w:lineRule="exact"/>
         <w:jc w:val="both"/>
         <w:rPr>
           <w:rFonts w:ascii="Arial" w:hAnsi="Arial" w:cs="Arial"/>
@@ -4052,7 +3280,7 @@
     </w:p>
     <w:p>
       <w:pPr>
-        <w:spacing w:line="300" w:lineRule="exact"/>
+        <w:spacing w:after="0" w:line="300" w:lineRule="exact"/>
         <w:ind w:left="357"/>
         <w:jc w:val="both"/>
         <w:rPr>
@@ -4198,12 +3426,12 @@
     </w:p>
     <w:p>
       <w:pPr>
-        <w:pStyle w:val="ListParagraph"/>
+        <w:pStyle w:val="Prrafodelista"/>
         <w:numPr>
           <w:ilvl w:val="0"/>
           <w:numId w:val="24"/>
         </w:numPr>
-        <w:spacing w:line="300" w:lineRule="exact"/>
+        <w:spacing w:after="0" w:line="300" w:lineRule="exact"/>
         <w:jc w:val="both"/>
         <w:rPr>
           <w:rFonts w:ascii="Arial" w:hAnsi="Arial" w:cs="Arial"/>
@@ -4375,7 +3603,7 @@
     </w:p>
     <w:sectPr>
       <w:pgSz w:w="12240" w:h="15840"/>
-      <w:pgMar w:top="567" w:right="1080" w:bottom="709" w:left="1080" w:header="708" w:footer="708" w:gutter="0"/>
+      <w:pgMar w:top="709" w:right="1080" w:bottom="709" w:left="1080" w:header="708" w:footer="708" w:gutter="0"/>
       <w:cols w:space="708"/>
       <w:docGrid w:linePitch="360"/>
     </w:sectPr>
@@ -7162,13 +6390,13 @@
     <w:name w:val="Normal"/>
     <w:qFormat/>
   </w:style>
-  <w:style w:type="character" w:default="1" w:styleId="DefaultParagraphFont">
+  <w:style w:type="character" w:default="1" w:styleId="Fuentedeprrafopredeter">
     <w:name w:val="Default Paragraph Font"/>
     <w:uiPriority w:val="1"/>
     <w:semiHidden/>
     <w:unhideWhenUsed/>
   </w:style>
-  <w:style w:type="table" w:default="1" w:styleId="TableNormal">
+  <w:style w:type="table" w:default="1" w:styleId="Tablanormal">
     <w:name w:val="Normal Table"/>
     <w:uiPriority w:val="99"/>
     <w:semiHidden/>
@@ -7183,13 +6411,13 @@
       </w:tblCellMar>
     </w:tblPr>
   </w:style>
-  <w:style w:type="numbering" w:default="1" w:styleId="NoList">
+  <w:style w:type="numbering" w:default="1" w:styleId="Sinlista">
     <w:name w:val="No List"/>
     <w:uiPriority w:val="99"/>
     <w:semiHidden/>
     <w:unhideWhenUsed/>
   </w:style>
-  <w:style w:type="paragraph" w:styleId="ListParagraph">
+  <w:style w:type="paragraph" w:styleId="Prrafodelista">
     <w:name w:val="List Paragraph"/>
     <w:basedOn w:val="Normal"/>
     <w:uiPriority w:val="34"/>
